--- a/Docs/AR-Vision_基本設計書_v2.docx
+++ b/Docs/AR-Vision_基本設計書_v2.docx
@@ -1268,13 +1268,9 @@
       </w:tr>
     </w:tbl>
     <w:p>
-      <w:r>
-        <w:br w:type="page"/>
-      </w:r>
-    </w:p>
-    <w:p>
       <w:pPr>
         <w:pStyle w:val="Heading1"/>
+        <w:pageBreakBefore/>
         <w:spacing w:after="160" w:before="360"/>
       </w:pPr>
       <w:r>
@@ -3970,13 +3966,9 @@
       </w:tr>
     </w:tbl>
     <w:p>
-      <w:r>
-        <w:br w:type="page"/>
-      </w:r>
-    </w:p>
-    <w:p>
       <w:pPr>
         <w:pStyle w:val="Heading1"/>
+        <w:pageBreakBefore/>
         <w:spacing w:after="160" w:before="360"/>
       </w:pPr>
       <w:r>
@@ -5147,13 +5139,9 @@
       </w:tr>
     </w:tbl>
     <w:p>
-      <w:r>
-        <w:br w:type="page"/>
-      </w:r>
-    </w:p>
-    <w:p>
       <w:pPr>
         <w:pStyle w:val="Heading1"/>
+        <w:pageBreakBefore/>
         <w:spacing w:after="160" w:before="360"/>
       </w:pPr>
       <w:r>
@@ -5436,13 +5424,9 @@
       </w:r>
     </w:p>
     <w:p>
-      <w:r>
-        <w:br w:type="page"/>
-      </w:r>
-    </w:p>
-    <w:p>
       <w:pPr>
         <w:pStyle w:val="Heading1"/>
+        <w:pageBreakBefore/>
         <w:spacing w:after="160" w:before="360"/>
       </w:pPr>
       <w:r>
